--- a/DOCS/TEMPELATE_Annexure.docx
+++ b/DOCS/TEMPELATE_Annexure.docx
@@ -507,8 +507,6 @@
                 <w:sz w:val="15"/>
               </w:rPr>
             </w:pPr>
-            <w:bookmarkStart w:id="0" w:name="_GoBack"/>
-            <w:bookmarkEnd w:id="0"/>
           </w:p>
           <w:p>
             <w:pPr>
@@ -532,7 +530,6 @@
             <w:pPr>
               <w:pStyle w:val="TableParagraph"/>
               <w:spacing w:before="57"/>
-              <w:ind w:left="2570" w:hanging="669"/>
               <w:rPr>
                 <w:sz w:val="15"/>
               </w:rPr>
@@ -685,6 +682,8 @@
             <w:pPr>
               <w:pStyle w:val="TableParagraph"/>
             </w:pPr>
+            <w:bookmarkStart w:id="0" w:name="_GoBack"/>
+            <w:bookmarkEnd w:id="0"/>
             <w:r>
               <w:t>${SANCTIONED_CAPACITY}$</w:t>
             </w:r>
